--- a/Backend/Director_Disclosure/Output_Disclosures/2024-25/BHAVNAGAR_PORT_INFRASTRUCTURE_PRIVATE_LIMITED/DIR-8/DIR8_BHAVESH_BACHUBHAI_TALAVIA_10902170.docx
+++ b/Backend/Director_Disclosure/Output_Disclosures/2024-25/BHAVNAGAR_PORT_INFRASTRUCTURE_PRIVATE_LIMITED/DIR-8/DIR8_BHAVESH_BACHUBHAI_TALAVIA_10902170.docx
@@ -334,14 +334,6 @@
               <w:spacing w:after="0"/>
               <w:jc w:val="both"/>
             </w:pPr>
-            <w:r>
-              <w:rPr>
-                <w:rFonts w:ascii="Adani" w:hAnsi="Adani" w:eastAsia="Adani" w:cs="Adani"/>
-                <w:b w:val="0"/>
-                <w:sz w:val="23"/>
-              </w:rPr>
-              <w:t>BHAVNAGAR PORT INFRASTRUCTURE PRIVATE LIMITED</w:t>
-            </w:r>
           </w:p>
         </w:tc>
         <w:tc>
@@ -353,14 +345,6 @@
               <w:spacing w:after="0"/>
               <w:jc w:val="center"/>
             </w:pPr>
-            <w:r>
-              <w:rPr>
-                <w:rFonts w:ascii="Adani" w:hAnsi="Adani" w:eastAsia="Adani" w:cs="Adani"/>
-                <w:b w:val="0"/>
-                <w:sz w:val="23"/>
-              </w:rPr>
-              <w:t>17/07/2025</w:t>
-            </w:r>
           </w:p>
         </w:tc>
         <w:tc>
@@ -404,14 +388,6 @@
               <w:spacing w:after="0"/>
               <w:jc w:val="both"/>
             </w:pPr>
-            <w:r>
-              <w:rPr>
-                <w:rFonts w:ascii="Adani" w:hAnsi="Adani" w:eastAsia="Adani" w:cs="Adani"/>
-                <w:b w:val="0"/>
-                <w:sz w:val="23"/>
-              </w:rPr>
-              <w:t>ADANI PETRONET (DAHEJ) PORT LIMITED</w:t>
-            </w:r>
           </w:p>
         </w:tc>
         <w:tc>
@@ -423,14 +399,6 @@
               <w:spacing w:after="0"/>
               <w:jc w:val="center"/>
             </w:pPr>
-            <w:r>
-              <w:rPr>
-                <w:rFonts w:ascii="Adani" w:hAnsi="Adani" w:eastAsia="Adani" w:cs="Adani"/>
-                <w:b w:val="0"/>
-                <w:sz w:val="23"/>
-              </w:rPr>
-              <w:t>16/01/2025</w:t>
-            </w:r>
           </w:p>
         </w:tc>
         <w:tc>
@@ -474,14 +442,6 @@
               <w:spacing w:after="0"/>
               <w:jc w:val="both"/>
             </w:pPr>
-            <w:r>
-              <w:rPr>
-                <w:rFonts w:ascii="Adani" w:hAnsi="Adani" w:eastAsia="Adani" w:cs="Adani"/>
-                <w:b w:val="0"/>
-                <w:sz w:val="23"/>
-              </w:rPr>
-              <w:t>ADANI HAZIRA PORT LIMITED</w:t>
-            </w:r>
           </w:p>
         </w:tc>
         <w:tc>
@@ -493,14 +453,6 @@
               <w:spacing w:after="0"/>
               <w:jc w:val="center"/>
             </w:pPr>
-            <w:r>
-              <w:rPr>
-                <w:rFonts w:ascii="Adani" w:hAnsi="Adani" w:eastAsia="Adani" w:cs="Adani"/>
-                <w:b w:val="0"/>
-                <w:sz w:val="23"/>
-              </w:rPr>
-              <w:t>09/01/2025</w:t>
-            </w:r>
           </w:p>
         </w:tc>
         <w:tc>
@@ -615,7 +567,7 @@
           <w:b w:val="0"/>
           <w:sz w:val="23"/>
         </w:rPr>
-        <w:t xml:space="preserve">Date: 07th May, 2026</w:t>
+        <w:t xml:space="preserve">Date: 15th May, 2026</w:t>
         <w:tab/>
       </w:r>
     </w:p>

--- a/Backend/Director_Disclosure/Output_Disclosures/2024-25/BHAVNAGAR_PORT_INFRASTRUCTURE_PRIVATE_LIMITED/DIR-8/DIR8_BHAVESH_BACHUBHAI_TALAVIA_10902170.docx
+++ b/Backend/Director_Disclosure/Output_Disclosures/2024-25/BHAVNAGAR_PORT_INFRASTRUCTURE_PRIVATE_LIMITED/DIR-8/DIR8_BHAVESH_BACHUBHAI_TALAVIA_10902170.docx
@@ -567,7 +567,7 @@
           <w:b w:val="0"/>
           <w:sz w:val="23"/>
         </w:rPr>
-        <w:t xml:space="preserve">Date: 15th May, 2026</w:t>
+        <w:t xml:space="preserve">Date: 27th May, 2026</w:t>
         <w:tab/>
       </w:r>
     </w:p>
